--- a/lgtm-presentation/k8s-environment-policies.docx
+++ b/lgtm-presentation/k8s-environment-policies.docx
@@ -12,7 +12,12 @@
     </w:p>
     <w:p>
       <w:r>
-        <w:t>Governance, RBAC, NetworkPolicy, and GitOps guardrails for multi-environment Kubernetes clusters.</w:t>
+        <w:t>Governance, RBAC, NetworkPolicy, and GitOps guardrails for multi-environment</w:t>
+      </w:r>
+    </w:p>
+    <w:p>
+      <w:r>
+        <w:t>Kubernetes clusters.</w:t>
       </w:r>
     </w:p>
     <w:p>
@@ -25,16 +30,12 @@
     </w:p>
     <w:p>
       <w:r>
-        <w:t xml:space="preserve">Every team running Kubernetes eventually faces the same question: </w:t>
-      </w:r>
-      <w:r>
-        <w:rPr>
-          <w:b/>
-        </w:rPr>
-        <w:t>who can do what, in which environment?</w:t>
-      </w:r>
-      <w:r>
-        <w:t xml:space="preserve"> Without clear governance:</w:t>
+        <w:t>Every team running Kubernetes eventually faces the same question: **who can do what,</w:t>
+      </w:r>
+    </w:p>
+    <w:p>
+      <w:r>
+        <w:t>in which environment?** Without clear governance:</w:t>
       </w:r>
     </w:p>
     <w:p>
@@ -46,7 +47,8 @@
       </w:r>
       <w:r>
         <w:rPr>
-          <w:rFonts w:ascii="Courier New" w:hAnsi="Courier New"/>
+          <w:rFonts w:ascii="Consolas" w:hAnsi="Consolas"/>
+          <w:color w:val="CC0000"/>
           <w:sz w:val="20"/>
         </w:rPr>
         <w:t>kubectl delete namespace</w:t>
@@ -57,7 +59,7 @@
     </w:p>
     <w:p>
       <w:r>
-        <w:t>production.</w:t>
+        <w:t xml:space="preserve">  production.</w:t>
       </w:r>
     </w:p>
     <w:p>
@@ -86,12 +88,22 @@
     </w:p>
     <w:p>
       <w:r>
-        <w:t>in prod.</w:t>
+        <w:t xml:space="preserve">  in prod.</w:t>
       </w:r>
     </w:p>
     <w:p>
       <w:r>
-        <w:t>The cost of ungoverned access is measured in outages, security incidents, and audit failures. The fix is a layered policy model — RBAC, NetworkPolicy, admission control, and GitOps — applied differently per environment.</w:t>
+        <w:t>The cost of ungoverned access is measured in outages, security incidents, and audit</w:t>
+      </w:r>
+    </w:p>
+    <w:p>
+      <w:r>
+        <w:t>failures. The fix is a layered policy model — RBAC, NetworkPolicy, admission control,</w:t>
+      </w:r>
+    </w:p>
+    <w:p>
+      <w:r>
+        <w:t>and GitOps — applied differently per environment.</w:t>
       </w:r>
     </w:p>
     <w:p>
@@ -126,9 +138,6 @@
           </w:tcPr>
           <w:p>
             <w:r>
-              <w:rPr>
-                <w:b/>
-              </w:rPr>
               <w:t>Dimension</w:t>
             </w:r>
           </w:p>
@@ -139,9 +148,6 @@
           </w:tcPr>
           <w:p>
             <w:r>
-              <w:rPr>
-                <w:b/>
-              </w:rPr>
               <w:t>Dev</w:t>
             </w:r>
           </w:p>
@@ -152,9 +158,6 @@
           </w:tcPr>
           <w:p>
             <w:r>
-              <w:rPr>
-                <w:b/>
-              </w:rPr>
               <w:t>Test / Staging</w:t>
             </w:r>
           </w:p>
@@ -165,9 +168,6 @@
           </w:tcPr>
           <w:p>
             <w:r>
-              <w:rPr>
-                <w:b/>
-              </w:rPr>
               <w:t>Production</w:t>
             </w:r>
           </w:p>
@@ -437,7 +437,17 @@
         <w:t>freedom increases as risk decreases.</w:t>
       </w:r>
       <w:r>
-        <w:t xml:space="preserve"> Dev is the most permissive, prod is the most restrictive, and test mirrors prod's topology so that what passes test also passes prod.</w:t>
+        <w:t xml:space="preserve"> Dev is the most permissive,</w:t>
+      </w:r>
+    </w:p>
+    <w:p>
+      <w:r>
+        <w:t>prod is the most restrictive, and test mirrors prod's topology so that what passes</w:t>
+      </w:r>
+    </w:p>
+    <w:p>
+      <w:r>
+        <w:t>test also passes prod.</w:t>
       </w:r>
     </w:p>
     <w:p>
@@ -450,7 +460,12 @@
     </w:p>
     <w:p>
       <w:r>
-        <w:t>Kubernetes Role-Based Access Control (RBAC) is the primary mechanism for controlling who can perform which actions on which resources. It has four objects:</w:t>
+        <w:t>Kubernetes Role-Based Access Control (RBAC) is the primary mechanism for controlling</w:t>
+      </w:r>
+    </w:p>
+    <w:p>
+      <w:r>
+        <w:t>who can perform which actions on which resources. It has four objects:</w:t>
       </w:r>
     </w:p>
     <w:p>
@@ -483,7 +498,7 @@
     </w:p>
     <w:p>
       <w:r>
-        <w:t>RoleBindings).</w:t>
+        <w:t xml:space="preserve">  RoleBindings).</w:t>
       </w:r>
     </w:p>
     <w:p>
@@ -520,7 +535,8 @@
       </w:r>
       <w:r>
         <w:rPr>
-          <w:rFonts w:ascii="Courier New" w:hAnsi="Courier New"/>
+          <w:rFonts w:ascii="Consolas" w:hAnsi="Consolas"/>
+          <w:color w:val="CC0000"/>
           <w:sz w:val="20"/>
         </w:rPr>
         <w:t>get</w:t>
@@ -530,7 +546,8 @@
       </w:r>
       <w:r>
         <w:rPr>
-          <w:rFonts w:ascii="Courier New" w:hAnsi="Courier New"/>
+          <w:rFonts w:ascii="Consolas" w:hAnsi="Consolas"/>
+          <w:color w:val="CC0000"/>
           <w:sz w:val="20"/>
         </w:rPr>
         <w:t>list</w:t>
@@ -540,7 +557,8 @@
       </w:r>
       <w:r>
         <w:rPr>
-          <w:rFonts w:ascii="Courier New" w:hAnsi="Courier New"/>
+          <w:rFonts w:ascii="Consolas" w:hAnsi="Consolas"/>
+          <w:color w:val="CC0000"/>
           <w:sz w:val="20"/>
         </w:rPr>
         <w:t>watch</w:t>
@@ -550,7 +568,8 @@
       </w:r>
       <w:r>
         <w:rPr>
-          <w:rFonts w:ascii="Courier New" w:hAnsi="Courier New"/>
+          <w:rFonts w:ascii="Consolas" w:hAnsi="Consolas"/>
+          <w:color w:val="CC0000"/>
           <w:sz w:val="20"/>
         </w:rPr>
         <w:t>create</w:t>
@@ -560,7 +579,8 @@
       </w:r>
       <w:r>
         <w:rPr>
-          <w:rFonts w:ascii="Courier New" w:hAnsi="Courier New"/>
+          <w:rFonts w:ascii="Consolas" w:hAnsi="Consolas"/>
+          <w:color w:val="CC0000"/>
           <w:sz w:val="20"/>
         </w:rPr>
         <w:t>update</w:t>
@@ -570,23 +590,32 @@
       </w:r>
       <w:r>
         <w:rPr>
-          <w:rFonts w:ascii="Courier New" w:hAnsi="Courier New"/>
+          <w:rFonts w:ascii="Consolas" w:hAnsi="Consolas"/>
+          <w:color w:val="CC0000"/>
           <w:sz w:val="20"/>
         </w:rPr>
         <w:t>patch</w:t>
       </w:r>
       <w:r>
-        <w:t xml:space="preserve">, </w:t>
-      </w:r>
+        <w:t>,</w:t>
+      </w:r>
+    </w:p>
+    <w:p>
       <w:r>
         <w:rPr>
-          <w:rFonts w:ascii="Courier New" w:hAnsi="Courier New"/>
+          <w:rFonts w:ascii="Consolas" w:hAnsi="Consolas"/>
+          <w:color w:val="CC0000"/>
           <w:sz w:val="20"/>
         </w:rPr>
         <w:t>delete</w:t>
       </w:r>
       <w:r>
-        <w:t xml:space="preserve"> (write). The governance question is which verbs each persona gets in each environment.</w:t>
+        <w:t xml:space="preserve"> (write). The governance question is which verbs each persona gets in each</w:t>
+      </w:r>
+    </w:p>
+    <w:p>
+      <w:r>
+        <w:t>environment.</w:t>
       </w:r>
     </w:p>
     <w:p>
@@ -601,13 +630,25 @@
       </w:r>
       <w:r>
         <w:rPr>
-          <w:color w:val="00568B"/>
+          <w:color w:val="0066CC"/>
           <w:u w:val="single"/>
         </w:rPr>
         <w:t>Kubernetes RBAC Good Practices</w:t>
       </w:r>
-      <w:r>
-        <w:t xml:space="preserve"> recommends least privilege, no cluster-admin for humans, namespace-scoped roles over cluster roles, service accounts with minimal permissions, audit logging of all RBAC decisions, and quarterly review of bindings to remove stale access.</w:t>
+    </w:p>
+    <w:p>
+      <w:r>
+        <w:t>recommends least privilege, no cluster-admin for humans, namespace-scoped roles over</w:t>
+      </w:r>
+    </w:p>
+    <w:p>
+      <w:r>
+        <w:t>cluster roles, service accounts with minimal permissions, audit logging of all RBAC</w:t>
+      </w:r>
+    </w:p>
+    <w:p>
+      <w:r>
+        <w:t>decisions, and quarterly review of bindings to remove stale access.</w:t>
       </w:r>
     </w:p>
     <w:p>
@@ -637,9 +678,6 @@
           </w:tcPr>
           <w:p>
             <w:r>
-              <w:rPr>
-                <w:b/>
-              </w:rPr>
               <w:t>Resource</w:t>
             </w:r>
           </w:p>
@@ -650,9 +688,6 @@
           </w:tcPr>
           <w:p>
             <w:r>
-              <w:rPr>
-                <w:b/>
-              </w:rPr>
               <w:t>Dev</w:t>
             </w:r>
           </w:p>
@@ -663,9 +698,6 @@
           </w:tcPr>
           <w:p>
             <w:r>
-              <w:rPr>
-                <w:b/>
-              </w:rPr>
               <w:t>Test / Staging</w:t>
             </w:r>
           </w:p>
@@ -676,9 +708,6 @@
           </w:tcPr>
           <w:p>
             <w:r>
-              <w:rPr>
-                <w:b/>
-              </w:rPr>
               <w:t>Production</w:t>
             </w:r>
           </w:p>
@@ -945,7 +974,12 @@
         <w:t>Dev</w:t>
       </w:r>
       <w:r>
-        <w:t xml:space="preserve"> — full self-service within assigned namespaces. Developers can create, modify, and delete any workload or network policy. They learn by doing.</w:t>
+        <w:t xml:space="preserve"> — full self-service within assigned namespaces. Developers can create, modify,</w:t>
+      </w:r>
+    </w:p>
+    <w:p>
+      <w:r>
+        <w:t>and delete any workload or network policy. They learn by doing.</w:t>
       </w:r>
     </w:p>
     <w:p>
@@ -956,11 +990,17 @@
         <w:t>Test / Staging</w:t>
       </w:r>
       <w:r>
-        <w:t xml:space="preserve"> — developers can read everything but deploy only through the CI/CD pipeline. Manual </w:t>
+        <w:t xml:space="preserve"> — developers can read everything but deploy only through the CI/CD</w:t>
+      </w:r>
+    </w:p>
+    <w:p>
+      <w:r>
+        <w:t xml:space="preserve">pipeline. Manual </w:t>
       </w:r>
       <w:r>
         <w:rPr>
-          <w:rFonts w:ascii="Courier New" w:hAnsi="Courier New"/>
+          <w:rFonts w:ascii="Consolas" w:hAnsi="Consolas"/>
+          <w:color w:val="CC0000"/>
           <w:sz w:val="20"/>
         </w:rPr>
         <w:t>kubectl apply</w:t>
@@ -977,7 +1017,12 @@
         <w:t>Production</w:t>
       </w:r>
       <w:r>
-        <w:t xml:space="preserve"> — strictly read-only for all humans. Every change flows through a GitOps pipeline (ArgoCD or Flux) after passing automated validation.</w:t>
+        <w:t xml:space="preserve"> — strictly read-only for all humans. Every change flows through a</w:t>
+      </w:r>
+    </w:p>
+    <w:p>
+      <w:r>
+        <w:t>GitOps pipeline (ArgoCD or Flux) after passing automated validation.</w:t>
       </w:r>
     </w:p>
     <w:p>
@@ -988,11 +1033,17 @@
         <w:t>Practical tip:</w:t>
       </w:r>
       <w:r>
-        <w:t xml:space="preserve"> you do not need to write custom Roles. Kubernetes ships built-in ClusterRoles named </w:t>
+        <w:t xml:space="preserve"> you do not need to write custom Roles. Kubernetes ships built-in</w:t>
+      </w:r>
+    </w:p>
+    <w:p>
+      <w:r>
+        <w:t xml:space="preserve">ClusterRoles named </w:t>
       </w:r>
       <w:r>
         <w:rPr>
-          <w:rFonts w:ascii="Courier New" w:hAnsi="Courier New"/>
+          <w:rFonts w:ascii="Consolas" w:hAnsi="Consolas"/>
+          <w:color w:val="CC0000"/>
           <w:sz w:val="20"/>
         </w:rPr>
         <w:t>edit</w:t>
@@ -1002,13 +1053,16 @@
       </w:r>
       <w:r>
         <w:rPr>
-          <w:rFonts w:ascii="Courier New" w:hAnsi="Courier New"/>
+          <w:rFonts w:ascii="Consolas" w:hAnsi="Consolas"/>
+          <w:color w:val="CC0000"/>
           <w:sz w:val="20"/>
         </w:rPr>
         <w:t>view</w:t>
       </w:r>
-      <w:r>
-        <w:t xml:space="preserve"> (get, list, watch only). Bind them via </w:t>
+    </w:p>
+    <w:p>
+      <w:r>
+        <w:t xml:space="preserve">(get, list, watch only). Bind them via </w:t>
       </w:r>
       <w:r>
         <w:rPr>
@@ -1017,16 +1071,22 @@
         <w:t>RoleBinding</w:t>
       </w:r>
       <w:r>
-        <w:t xml:space="preserve"> (namespace-scoped), not ClusterRoleBinding, to keep permissions scoped to the team's namespace.</w:t>
+        <w:t xml:space="preserve"> (namespace-scoped), not</w:t>
+      </w:r>
+    </w:p>
+    <w:p>
+      <w:r>
+        <w:t>ClusterRoleBinding, to keep permissions scoped to the team's namespace.</w:t>
       </w:r>
     </w:p>
     <w:p>
       <w:pPr>
-        <w:spacing w:before="120" w:after="120"/>
+        <w:spacing w:after="160"/>
+        <w:shd w:fill="F5F5F5" w:val="clear"/>
       </w:pPr>
       <w:r>
         <w:rPr>
-          <w:rFonts w:ascii="Courier New" w:hAnsi="Courier New"/>
+          <w:rFonts w:ascii="Consolas" w:hAnsi="Consolas"/>
           <w:color w:val="333333"/>
           <w:sz w:val="18"/>
         </w:rPr>
@@ -1108,16 +1168,32 @@
         <w:t>default-deny</w:t>
       </w:r>
       <w:r>
-        <w:t xml:space="preserve"> rule in every namespace. With no NetworkPolicy, Kubernetes allows all traffic — any pod can reach any other pod in the cluster. A single default-deny policy flips that to "nothing is allowed unless explicitly permitted."</w:t>
+        <w:t xml:space="preserve"> rule in every namespace. With no</w:t>
+      </w:r>
+    </w:p>
+    <w:p>
+      <w:r>
+        <w:t>NetworkPolicy, Kubernetes allows all traffic — any pod can reach any other pod in the</w:t>
+      </w:r>
+    </w:p>
+    <w:p>
+      <w:r>
+        <w:t>cluster. A single default-deny policy flips that to "nothing is allowed unless</w:t>
+      </w:r>
+    </w:p>
+    <w:p>
+      <w:r>
+        <w:t>explicitly permitted."</w:t>
       </w:r>
     </w:p>
     <w:p>
       <w:pPr>
-        <w:spacing w:before="120" w:after="120"/>
+        <w:spacing w:after="160"/>
+        <w:shd w:fill="F5F5F5" w:val="clear"/>
       </w:pPr>
       <w:r>
         <w:rPr>
-          <w:rFonts w:ascii="Courier New" w:hAnsi="Courier New"/>
+          <w:rFonts w:ascii="Consolas" w:hAnsi="Consolas"/>
           <w:color w:val="333333"/>
           <w:sz w:val="18"/>
         </w:rPr>
@@ -1146,12 +1222,42 @@
     </w:p>
     <w:p>
       <w:r>
-        <w:t>After this baseline, developers write targeted policies to open only the connections their services need — port 5432 to the database, port 9092 to Kafka, port 8080 between specific services. Everything else is blocked.</w:t>
+        <w:t>After this baseline, developers write targeted policies to open only the connections</w:t>
       </w:r>
     </w:p>
     <w:p>
       <w:r>
-        <w:t>This is the single highest-impact security measure you can apply to a Kubernetes namespace. Without it, a compromised pod can scan and reach every service in the cluster. With it, a compromise is contained to the traffic the service was already authorized to send. Apply default-deny on day one of every new namespace, in every environment.</w:t>
+        <w:t>their services need — port 5432 to the database, port 9092 to Kafka, port 8080</w:t>
+      </w:r>
+    </w:p>
+    <w:p>
+      <w:r>
+        <w:t>between specific services. Everything else is blocked.</w:t>
+      </w:r>
+    </w:p>
+    <w:p>
+      <w:r>
+        <w:t>This is the single highest-impact security measure you can apply to a Kubernetes</w:t>
+      </w:r>
+    </w:p>
+    <w:p>
+      <w:r>
+        <w:t>namespace. Without it, a compromised pod can scan and reach every service in the</w:t>
+      </w:r>
+    </w:p>
+    <w:p>
+      <w:r>
+        <w:t>cluster. With it, a compromise is contained to the traffic the service was already</w:t>
+      </w:r>
+    </w:p>
+    <w:p>
+      <w:r>
+        <w:t>authorized to send. Apply default-deny on day one of every new namespace, in every</w:t>
+      </w:r>
+    </w:p>
+    <w:p>
+      <w:r>
+        <w:t>environment.</w:t>
       </w:r>
     </w:p>
     <w:p>
@@ -1173,7 +1279,12 @@
         <w:t>allow rules</w:t>
       </w:r>
       <w:r>
-        <w:t xml:space="preserve"> differ by environment:</w:t>
+        <w:t xml:space="preserve"> differ by</w:t>
+      </w:r>
+    </w:p>
+    <w:p>
+      <w:r>
+        <w:t>environment:</w:t>
       </w:r>
     </w:p>
     <w:p>
@@ -1184,7 +1295,17 @@
         <w:t>Dev</w:t>
       </w:r>
       <w:r>
-        <w:t xml:space="preserve"> — permissive within the namespace. Allow all intra-namespace traffic so developers can wire up services without filing tickets. Block cross-namespace traffic to prevent accidental dependencies on other teams' dev environments.</w:t>
+        <w:t xml:space="preserve"> — permissive within the namespace. Allow all intra-namespace traffic so</w:t>
+      </w:r>
+    </w:p>
+    <w:p>
+      <w:r>
+        <w:t>developers can wire up services without filing tickets. Block cross-namespace traffic</w:t>
+      </w:r>
+    </w:p>
+    <w:p>
+      <w:r>
+        <w:t>to prevent accidental dependencies on other teams' dev environments.</w:t>
       </w:r>
     </w:p>
     <w:p>
@@ -1195,7 +1316,17 @@
         <w:t>Test / Staging</w:t>
       </w:r>
       <w:r>
-        <w:t xml:space="preserve"> — mirror production's network topology exactly. If production only allows order → inventory on port 8080, test should enforce the same rule. This catches misconfigurations before they reach prod.</w:t>
+        <w:t xml:space="preserve"> — mirror production's network topology exactly. If production only</w:t>
+      </w:r>
+    </w:p>
+    <w:p>
+      <w:r>
+        <w:t>allows order → inventory on port 8080, test should enforce the same rule. This catches</w:t>
+      </w:r>
+    </w:p>
+    <w:p>
+      <w:r>
+        <w:t>misconfigurations before they reach prod.</w:t>
       </w:r>
     </w:p>
     <w:p>
@@ -1206,16 +1337,27 @@
         <w:t>Production</w:t>
       </w:r>
       <w:r>
-        <w:t xml:space="preserve"> — strict micro-segmentation. Each service-to-service connection is explicitly allowed by label selector, port, and protocol. Egress to external services is allow-listed by CIDR or DNS. Everything else is denied.</w:t>
+        <w:t xml:space="preserve"> — strict micro-segmentation. Each service-to-service connection is</w:t>
+      </w:r>
+    </w:p>
+    <w:p>
+      <w:r>
+        <w:t>explicitly allowed by label selector, port, and protocol. Egress to external services</w:t>
+      </w:r>
+    </w:p>
+    <w:p>
+      <w:r>
+        <w:t>is allow-listed by CIDR or DNS. Everything else is denied.</w:t>
       </w:r>
     </w:p>
     <w:p>
       <w:pPr>
-        <w:spacing w:before="120" w:after="120"/>
+        <w:spacing w:after="160"/>
+        <w:shd w:fill="F5F5F5" w:val="clear"/>
       </w:pPr>
       <w:r>
         <w:rPr>
-          <w:rFonts w:ascii="Courier New" w:hAnsi="Courier New"/>
+          <w:rFonts w:ascii="Consolas" w:hAnsi="Consolas"/>
           <w:color w:val="333333"/>
           <w:sz w:val="18"/>
         </w:rPr>
@@ -1273,7 +1415,17 @@
         <w:t>admission control</w:t>
       </w:r>
       <w:r>
-        <w:t xml:space="preserve"> controls what they can create. OPA Gatekeeper (or Kyverno) evaluates every object submitted to the API server against a set of policies written as code:</w:t>
+        <w:t xml:space="preserve"> controls what they can create.</w:t>
+      </w:r>
+    </w:p>
+    <w:p>
+      <w:r>
+        <w:t>OPA Gatekeeper (or Kyverno) evaluates every object submitted to the API server</w:t>
+      </w:r>
+    </w:p>
+    <w:p>
+      <w:r>
+        <w:t>against a set of policies written as code:</w:t>
       </w:r>
     </w:p>
     <w:p>
@@ -1291,7 +1443,8 @@
       </w:r>
       <w:r>
         <w:rPr>
-          <w:rFonts w:ascii="Courier New" w:hAnsi="Courier New"/>
+          <w:rFonts w:ascii="Consolas" w:hAnsi="Consolas"/>
+          <w:color w:val="CC0000"/>
           <w:sz w:val="20"/>
         </w:rPr>
         <w:t>docker.io/random:latest</w:t>
@@ -1315,7 +1468,8 @@
       </w:r>
       <w:r>
         <w:rPr>
-          <w:rFonts w:ascii="Courier New" w:hAnsi="Courier New"/>
+          <w:rFonts w:ascii="Consolas" w:hAnsi="Consolas"/>
+          <w:color w:val="CC0000"/>
           <w:sz w:val="20"/>
         </w:rPr>
         <w:t>securityContext.privileged: true</w:t>
@@ -1353,7 +1507,8 @@
       </w:r>
       <w:r>
         <w:rPr>
-          <w:rFonts w:ascii="Courier New" w:hAnsi="Courier New"/>
+          <w:rFonts w:ascii="Consolas" w:hAnsi="Consolas"/>
+          <w:color w:val="CC0000"/>
           <w:sz w:val="20"/>
         </w:rPr>
         <w:t>env: dev|test|prod</w:t>
@@ -1361,11 +1516,12 @@
     </w:p>
     <w:p>
       <w:r>
-        <w:t xml:space="preserve">and </w:t>
+        <w:t xml:space="preserve">  and </w:t>
       </w:r>
       <w:r>
         <w:rPr>
-          <w:rFonts w:ascii="Courier New" w:hAnsi="Courier New"/>
+          <w:rFonts w:ascii="Consolas" w:hAnsi="Consolas"/>
+          <w:color w:val="CC0000"/>
           <w:sz w:val="20"/>
         </w:rPr>
         <w:t>team: &lt;team-name&gt;</w:t>
@@ -1380,7 +1536,8 @@
       </w:r>
       <w:r>
         <w:rPr>
-          <w:rFonts w:ascii="Courier New" w:hAnsi="Courier New"/>
+          <w:rFonts w:ascii="Consolas" w:hAnsi="Consolas"/>
+          <w:color w:val="CC0000"/>
           <w:sz w:val="20"/>
         </w:rPr>
         <w:t>conftest</w:t>
@@ -1395,7 +1552,12 @@
         <w:t>before</w:t>
       </w:r>
       <w:r>
-        <w:t xml:space="preserve"> merge, and at admission </w:t>
+        <w:t xml:space="preserve"> merge, and at</w:t>
+      </w:r>
+    </w:p>
+    <w:p>
+      <w:r>
+        <w:t xml:space="preserve">admission </w:t>
       </w:r>
       <w:r>
         <w:rPr>
@@ -1404,16 +1566,22 @@
         <w:t>on the cluster</w:t>
       </w:r>
       <w:r>
-        <w:t>. A violation caught in CI is a PR comment; the same violation at admission is a hard reject.</w:t>
+        <w:t>. A violation caught in CI is a PR comment; the same</w:t>
+      </w:r>
+    </w:p>
+    <w:p>
+      <w:r>
+        <w:t>violation at admission is a hard reject.</w:t>
       </w:r>
     </w:p>
     <w:p>
       <w:pPr>
-        <w:spacing w:before="120" w:after="120"/>
+        <w:spacing w:after="160"/>
+        <w:shd w:fill="F5F5F5" w:val="clear"/>
       </w:pPr>
       <w:r>
         <w:rPr>
-          <w:rFonts w:ascii="Courier New" w:hAnsi="Courier New"/>
+          <w:rFonts w:ascii="Consolas" w:hAnsi="Consolas"/>
           <w:color w:val="333333"/>
           <w:sz w:val="18"/>
         </w:rPr>
@@ -1468,7 +1636,8 @@
       </w:r>
       <w:r>
         <w:rPr>
-          <w:rFonts w:ascii="Courier New" w:hAnsi="Courier New"/>
+          <w:rFonts w:ascii="Consolas" w:hAnsi="Consolas"/>
+          <w:color w:val="CC0000"/>
           <w:sz w:val="20"/>
         </w:rPr>
         <w:t>kubectl apply</w:t>
@@ -1492,7 +1661,8 @@
       </w:r>
       <w:r>
         <w:rPr>
-          <w:rFonts w:ascii="Courier New" w:hAnsi="Courier New"/>
+          <w:rFonts w:ascii="Consolas" w:hAnsi="Consolas"/>
+          <w:color w:val="CC0000"/>
           <w:sz w:val="20"/>
         </w:rPr>
         <w:t>kustomize</w:t>
@@ -1503,7 +1673,7 @@
     </w:p>
     <w:p>
       <w:r>
-        <w:t>for the prod branch).</w:t>
+        <w:t xml:space="preserve">   for the prod branch).</w:t>
       </w:r>
     </w:p>
     <w:p>
@@ -1521,7 +1691,8 @@
       </w:r>
       <w:r>
         <w:rPr>
-          <w:rFonts w:ascii="Courier New" w:hAnsi="Courier New"/>
+          <w:rFonts w:ascii="Consolas" w:hAnsi="Consolas"/>
+          <w:color w:val="CC0000"/>
           <w:sz w:val="20"/>
         </w:rPr>
         <w:t>kubeval</w:t>
@@ -1531,7 +1702,8 @@
       </w:r>
       <w:r>
         <w:rPr>
-          <w:rFonts w:ascii="Courier New" w:hAnsi="Courier New"/>
+          <w:rFonts w:ascii="Consolas" w:hAnsi="Consolas"/>
+          <w:color w:val="CC0000"/>
           <w:sz w:val="20"/>
         </w:rPr>
         <w:t>conftest</w:t>
@@ -1542,7 +1714,7 @@
     </w:p>
     <w:p>
       <w:r>
-        <w:t>staging deployment proves the change doesn't break.</w:t>
+        <w:t xml:space="preserve">   staging deployment proves the change doesn't break.</w:t>
       </w:r>
     </w:p>
     <w:p>
@@ -1575,7 +1747,7 @@
     </w:p>
     <w:p>
       <w:r>
-        <w:t>cluster state to match Git.</w:t>
+        <w:t xml:space="preserve">   cluster state to match Git.</w:t>
       </w:r>
     </w:p>
     <w:p>
@@ -1594,12 +1766,22 @@
     </w:p>
     <w:p>
       <w:r>
-        <w:t>drift and either alerts or auto-reverts.</w:t>
+        <w:t xml:space="preserve">   drift and either alerts or auto-reverts.</w:t>
       </w:r>
     </w:p>
     <w:p>
       <w:r>
-        <w:t>This gives you a complete audit trail (Git history), separation of duties (developer proposes, SRE approves), and reproducibility (any cluster state can be rebuilt from Git).</w:t>
+        <w:t>This gives you a complete audit trail (Git history), separation of duties (developer</w:t>
+      </w:r>
+    </w:p>
+    <w:p>
+      <w:r>
+        <w:t>proposes, SRE approves), and reproducibility (any cluster state can be rebuilt from</w:t>
+      </w:r>
+    </w:p>
+    <w:p>
+      <w:r>
+        <w:t>Git).</w:t>
       </w:r>
     </w:p>
     <w:p>
@@ -1633,9 +1815,6 @@
           </w:tcPr>
           <w:p>
             <w:r>
-              <w:rPr>
-                <w:b/>
-              </w:rPr>
               <w:t>Layer</w:t>
             </w:r>
           </w:p>
@@ -1646,9 +1825,6 @@
           </w:tcPr>
           <w:p>
             <w:r>
-              <w:rPr>
-                <w:b/>
-              </w:rPr>
               <w:t>Tool</w:t>
             </w:r>
           </w:p>
@@ -1659,9 +1835,6 @@
           </w:tcPr>
           <w:p>
             <w:r>
-              <w:rPr>
-                <w:b/>
-              </w:rPr>
               <w:t>Policy scope</w:t>
             </w:r>
           </w:p>
@@ -1798,7 +1971,12 @@
     </w:tbl>
     <w:p>
       <w:r>
-        <w:t xml:space="preserve">Each layer adds capability but also latency (~1-3ms per L7 hop). Place policies at the </w:t>
+        <w:t>Each layer adds capability but also latency (~1-3ms per L7 hop). Place policies at</w:t>
+      </w:r>
+    </w:p>
+    <w:p>
+      <w:r>
+        <w:t xml:space="preserve">the </w:t>
       </w:r>
       <w:r>
         <w:rPr>
@@ -1807,11 +1985,24 @@
         <w:t>lowest layer</w:t>
       </w:r>
       <w:r>
-        <w:t xml:space="preserve"> that has the information needed to decide. TLS at the edge, auth at the gateway, service identity at the mesh, business logic in the app.</w:t>
+        <w:t xml:space="preserve"> that has the information needed to decide. TLS at the edge,</w:t>
       </w:r>
     </w:p>
     <w:p>
       <w:r>
+        <w:t>auth at the gateway, service identity at the mesh, business logic in the app.</w:t>
+      </w:r>
+    </w:p>
+    <w:p>
+      <w:pPr>
+        <w:jc w:val="center"/>
+      </w:pPr>
+      <w:r>
+        <w:rPr>
+          <w:i/>
+          <w:color w:val="666666"/>
+          <w:sz w:val="20"/>
+        </w:rPr>
         <w:t>Diagram: 22-l7-layers — the four-layer L7 stack</w:t>
       </w:r>
     </w:p>
@@ -1829,41 +2020,50 @@
       </w:r>
       <w:r>
         <w:rPr>
-          <w:rFonts w:ascii="Courier New" w:hAnsi="Courier New"/>
+          <w:rFonts w:ascii="Consolas" w:hAnsi="Consolas"/>
+          <w:color w:val="CC0000"/>
           <w:sz w:val="20"/>
         </w:rPr>
         <w:t>AuthorizationPolicy</w:t>
       </w:r>
       <w:r>
-        <w:t xml:space="preserve"> provides </w:t>
+        <w:t xml:space="preserve"> provides **namespace-scoped,</w:t>
+      </w:r>
+    </w:p>
+    <w:p>
+      <w:r>
+        <w:t>identity-based access control**. Every workload gets a SPIFFE identity</w:t>
+      </w:r>
+    </w:p>
+    <w:p>
+      <w:r>
+        <w:t>(</w:t>
       </w:r>
       <w:r>
         <w:rPr>
-          <w:b/>
-        </w:rPr>
-        <w:t>namespace-scoped, identity-based access control</w:t>
-      </w:r>
-      <w:r>
-        <w:t>. Every workload gets a SPIFFE identity (</w:t>
-      </w:r>
-      <w:r>
-        <w:rPr>
-          <w:rFonts w:ascii="Courier New" w:hAnsi="Courier New"/>
+          <w:rFonts w:ascii="Consolas" w:hAnsi="Consolas"/>
+          <w:color w:val="CC0000"/>
           <w:sz w:val="20"/>
         </w:rPr>
         <w:t>cluster.local/ns/&lt;namespace&gt;/sa/&lt;service-account&gt;</w:t>
       </w:r>
       <w:r>
-        <w:t>), and policies control which identities can call which endpoints:</w:t>
+        <w:t>), and policies control which</w:t>
+      </w:r>
+    </w:p>
+    <w:p>
+      <w:r>
+        <w:t>identities can call which endpoints:</w:t>
       </w:r>
     </w:p>
     <w:p>
       <w:pPr>
-        <w:spacing w:before="120" w:after="120"/>
+        <w:spacing w:after="160"/>
+        <w:shd w:fill="F5F5F5" w:val="clear"/>
       </w:pPr>
       <w:r>
         <w:rPr>
-          <w:rFonts w:ascii="Courier New" w:hAnsi="Courier New"/>
+          <w:rFonts w:ascii="Consolas" w:hAnsi="Consolas"/>
           <w:color w:val="333333"/>
           <w:sz w:val="18"/>
         </w:rPr>
@@ -1915,7 +2115,32 @@
         <w:t>zero-trust at the service level</w:t>
       </w:r>
       <w:r>
-        <w:t>: even if a pod is compromised, it can only call the exact endpoints its identity is authorized for. Combined with mTLS (which the mesh enables by default), every service-to-service call is authenticated with cryptographic identity, encrypted in transit, and authorized against a declared policy. The application code does not need to implement any of this — the mesh enforces it transparently via the sidecar proxy.</w:t>
+        <w:t>: even if a pod is compromised, it can</w:t>
+      </w:r>
+    </w:p>
+    <w:p>
+      <w:r>
+        <w:t>only call the exact endpoints its identity is authorized for. Combined with mTLS</w:t>
+      </w:r>
+    </w:p>
+    <w:p>
+      <w:r>
+        <w:t>(which the mesh enables by default), every service-to-service call is authenticated</w:t>
+      </w:r>
+    </w:p>
+    <w:p>
+      <w:r>
+        <w:t>with cryptographic identity, encrypted in transit, and authorized against a declared</w:t>
+      </w:r>
+    </w:p>
+    <w:p>
+      <w:r>
+        <w:t>policy. The application code does not need to implement any of this — the mesh</w:t>
+      </w:r>
+    </w:p>
+    <w:p>
+      <w:r>
+        <w:t>enforces it transparently via the sidecar proxy.</w:t>
       </w:r>
     </w:p>
     <w:p>
@@ -1928,7 +2153,12 @@
     </w:p>
     <w:p>
       <w:r>
-        <w:t>L7 routing enables environment-safe deployments without modifying RBAC or network policies:</w:t>
+        <w:t>L7 routing enables environment-safe deployments without modifying RBAC or network</w:t>
+      </w:r>
+    </w:p>
+    <w:p>
+      <w:r>
+        <w:t>policies:</w:t>
       </w:r>
     </w:p>
     <w:p>
@@ -1947,7 +2177,7 @@
     </w:p>
     <w:p>
       <w:r>
-        <w:t>increase. Rollback = set weight to 0.</w:t>
+        <w:t xml:space="preserve">  increase. Rollback = set weight to 0.</w:t>
       </w:r>
     </w:p>
     <w:p>
@@ -1966,7 +2196,7 @@
     </w:p>
     <w:p>
       <w:r>
-        <w:t>the VirtualService.</w:t>
+        <w:t xml:space="preserve">  the VirtualService.</w:t>
       </w:r>
     </w:p>
     <w:p>
@@ -1984,7 +2214,8 @@
       </w:r>
       <w:r>
         <w:rPr>
-          <w:rFonts w:ascii="Courier New" w:hAnsi="Courier New"/>
+          <w:rFonts w:ascii="Consolas" w:hAnsi="Consolas"/>
+          <w:color w:val="CC0000"/>
           <w:sz w:val="20"/>
         </w:rPr>
         <w:t>x-canary: true</w:t>
@@ -1995,7 +2226,7 @@
     </w:p>
     <w:p>
       <w:r>
-        <w:t>version. Only opted-in developers or QA see it. Production users are unaffected.</w:t>
+        <w:t xml:space="preserve">  version. Only opted-in developers or QA see it. Production users are unaffected.</w:t>
       </w:r>
     </w:p>
     <w:p>
@@ -2014,16 +2245,17 @@
     </w:p>
     <w:p>
       <w:r>
-        <w:t>affecting responses. Validate behavior under real load with zero risk.</w:t>
+        <w:t xml:space="preserve">  affecting responses. Validate behavior under real load with zero risk.</w:t>
       </w:r>
     </w:p>
     <w:p>
       <w:pPr>
-        <w:spacing w:before="120" w:after="120"/>
+        <w:spacing w:after="160"/>
+        <w:shd w:fill="F5F5F5" w:val="clear"/>
       </w:pPr>
       <w:r>
         <w:rPr>
-          <w:rFonts w:ascii="Courier New" w:hAnsi="Courier New"/>
+          <w:rFonts w:ascii="Consolas" w:hAnsi="Consolas"/>
           <w:color w:val="333333"/>
           <w:sz w:val="18"/>
         </w:rPr>
@@ -2061,7 +2293,15 @@
       </w:r>
     </w:p>
     <w:p>
-      <w:r>
+      <w:pPr>
+        <w:jc w:val="center"/>
+      </w:pPr>
+      <w:r>
+        <w:rPr>
+          <w:i/>
+          <w:color w:val="666666"/>
+          <w:sz w:val="20"/>
+        </w:rPr>
         <w:t>Diagram: 22-traffic-steering — six release shapes</w:t>
       </w:r>
     </w:p>
@@ -2145,16 +2385,22 @@
     </w:p>
     <w:p>
       <w:r>
-        <w:t>Together, these prevent one team's namespace from consuming cluster resources, accessing another team's data, or receiving traffic it shouldn't.</w:t>
+        <w:t>Together, these prevent one team's namespace from consuming cluster resources,</w:t>
+      </w:r>
+    </w:p>
+    <w:p>
+      <w:r>
+        <w:t>accessing another team's data, or receiving traffic it shouldn't.</w:t>
       </w:r>
     </w:p>
     <w:p>
       <w:pPr>
-        <w:spacing w:before="120" w:after="120"/>
+        <w:spacing w:after="160"/>
+        <w:shd w:fill="F5F5F5" w:val="clear"/>
       </w:pPr>
       <w:r>
         <w:rPr>
-          <w:rFonts w:ascii="Courier New" w:hAnsi="Courier New"/>
+          <w:rFonts w:ascii="Consolas" w:hAnsi="Consolas"/>
           <w:color w:val="333333"/>
           <w:sz w:val="18"/>
         </w:rPr>
@@ -2197,7 +2443,12 @@
     </w:p>
     <w:p>
       <w:r>
-        <w:t>Every policy change — NetworkPolicy, RBAC Role, OPA Constraint — flows through the same validation pipeline before reaching any cluster:</w:t>
+        <w:t>Every policy change — NetworkPolicy, RBAC Role, OPA Constraint — flows through the</w:t>
+      </w:r>
+    </w:p>
+    <w:p>
+      <w:r>
+        <w:t>same validation pipeline before reaching any cluster:</w:t>
       </w:r>
     </w:p>
     <w:tbl>
@@ -2218,9 +2469,6 @@
           </w:tcPr>
           <w:p>
             <w:r>
-              <w:rPr>
-                <w:b/>
-              </w:rPr>
               <w:t>Stage</w:t>
             </w:r>
           </w:p>
@@ -2231,9 +2479,6 @@
           </w:tcPr>
           <w:p>
             <w:r>
-              <w:rPr>
-                <w:b/>
-              </w:rPr>
               <w:t>Tool</w:t>
             </w:r>
           </w:p>
@@ -2244,9 +2489,6 @@
           </w:tcPr>
           <w:p>
             <w:r>
-              <w:rPr>
-                <w:b/>
-              </w:rPr>
               <w:t>What it catches</w:t>
             </w:r>
           </w:p>
@@ -2488,17 +2730,38 @@
         <w:t>the CI pipeline is the only path to production.</w:t>
       </w:r>
       <w:r>
-        <w:t xml:space="preserve"> No exceptions, no emergency </w:t>
+        <w:t xml:space="preserve"> No exceptions,</w:t>
+      </w:r>
+    </w:p>
+    <w:p>
+      <w:r>
+        <w:t xml:space="preserve">no emergency </w:t>
       </w:r>
       <w:r>
         <w:rPr>
-          <w:rFonts w:ascii="Courier New" w:hAnsi="Courier New"/>
+          <w:rFonts w:ascii="Consolas" w:hAnsi="Consolas"/>
+          <w:color w:val="CC0000"/>
           <w:sz w:val="20"/>
         </w:rPr>
         <w:t>kubectl apply</w:t>
       </w:r>
       <w:r>
-        <w:t>, no "just this once." If the pipeline is too slow for emergencies, fix the pipeline — don't bypass it. Every stage produces artifacts — schema validation results, policy compliance reports, staging test results — that feed the audit trail.</w:t>
+        <w:t>, no "just this once." If the pipeline is too slow for</w:t>
+      </w:r>
+    </w:p>
+    <w:p>
+      <w:r>
+        <w:t>emergencies, fix the pipeline — don't bypass it. Every stage produces artifacts —</w:t>
+      </w:r>
+    </w:p>
+    <w:p>
+      <w:r>
+        <w:t>schema validation results, policy compliance reports, staging test results — that</w:t>
+      </w:r>
+    </w:p>
+    <w:p>
+      <w:r>
+        <w:t>feed the audit trail.</w:t>
       </w:r>
     </w:p>
     <w:p>
@@ -2529,7 +2792,8 @@
       </w:r>
       <w:r>
         <w:rPr>
-          <w:rFonts w:ascii="Courier New" w:hAnsi="Courier New"/>
+          <w:rFonts w:ascii="Consolas" w:hAnsi="Consolas"/>
+          <w:color w:val="CC0000"/>
           <w:sz w:val="20"/>
         </w:rPr>
         <w:t>kubectl</w:t>
@@ -2540,11 +2804,12 @@
     </w:p>
     <w:p>
       <w:r>
-        <w:t xml:space="preserve">identity, timestamp, resource, and verb. Configure at the </w:t>
+        <w:t xml:space="preserve">  identity, timestamp, resource, and verb. Configure at the </w:t>
       </w:r>
       <w:r>
         <w:rPr>
-          <w:rFonts w:ascii="Courier New" w:hAnsi="Courier New"/>
+          <w:rFonts w:ascii="Consolas" w:hAnsi="Consolas"/>
+          <w:color w:val="CC0000"/>
           <w:sz w:val="20"/>
         </w:rPr>
         <w:t>Metadata</w:t>
@@ -2554,13 +2819,16 @@
       </w:r>
       <w:r>
         <w:rPr>
-          <w:rFonts w:ascii="Courier New" w:hAnsi="Courier New"/>
+          <w:rFonts w:ascii="Consolas" w:hAnsi="Consolas"/>
+          <w:color w:val="CC0000"/>
           <w:sz w:val="20"/>
         </w:rPr>
         <w:t>Request</w:t>
       </w:r>
-      <w:r>
-        <w:t xml:space="preserve"> level for sensitive resources (Secrets, RBAC, NetworkPolicies).</w:t>
+    </w:p>
+    <w:p>
+      <w:r>
+        <w:t xml:space="preserve">  level for sensitive resources (Secrets, RBAC, NetworkPolicies).</w:t>
       </w:r>
     </w:p>
     <w:p>
@@ -2579,7 +2847,7 @@
     </w:p>
     <w:p>
       <w:r>
-        <w:t>matched and the object that triggered it.</w:t>
+        <w:t xml:space="preserve">  matched and the object that triggered it.</w:t>
       </w:r>
     </w:p>
     <w:p>
@@ -2598,7 +2866,12 @@
     </w:p>
     <w:p>
       <w:r>
-        <w:t>commit with author, reviewer, timestamp, and diff. This is the audit trail compliance teams want.</w:t>
+        <w:t xml:space="preserve">  commit with author, reviewer, timestamp, and diff. This is the audit trail</w:t>
+      </w:r>
+    </w:p>
+    <w:p>
+      <w:r>
+        <w:t xml:space="preserve">  compliance teams want.</w:t>
       </w:r>
     </w:p>
     <w:p>
@@ -2617,7 +2890,7 @@
     </w:p>
     <w:p>
       <w:r>
-        <w:t>bindings. Verify no human has cluster-admin.</w:t>
+        <w:t xml:space="preserve">  bindings. Verify no human has cluster-admin.</w:t>
       </w:r>
     </w:p>
     <w:p>
@@ -2636,11 +2909,12 @@
     </w:p>
     <w:p>
       <w:r>
-        <w:t xml:space="preserve">Tools like </w:t>
+        <w:t xml:space="preserve">  Tools like </w:t>
       </w:r>
       <w:r>
         <w:rPr>
-          <w:rFonts w:ascii="Courier New" w:hAnsi="Courier New"/>
+          <w:rFonts w:ascii="Consolas" w:hAnsi="Consolas"/>
+          <w:color w:val="CC0000"/>
           <w:sz w:val="20"/>
         </w:rPr>
         <w:t>kubectl np-viewer</w:t>
@@ -2675,9 +2949,6 @@
           </w:tcPr>
           <w:p>
             <w:r>
-              <w:rPr>
-                <w:b/>
-              </w:rPr>
               <w:t>Anti-pattern</w:t>
             </w:r>
           </w:p>
@@ -2688,9 +2959,6 @@
           </w:tcPr>
           <w:p>
             <w:r>
-              <w:rPr>
-                <w:b/>
-              </w:rPr>
               <w:t>Why it's dangerous</w:t>
             </w:r>
           </w:p>
@@ -2701,9 +2969,6 @@
           </w:tcPr>
           <w:p>
             <w:r>
-              <w:rPr>
-                <w:b/>
-              </w:rPr>
               <w:t>Fix</w:t>
             </w:r>
           </w:p>
@@ -2934,7 +3199,7 @@
     </w:p>
     <w:p>
       <w:r>
-        <w:t>measure.</w:t>
+        <w:t xml:space="preserve">   measure.</w:t>
       </w:r>
     </w:p>
     <w:p>
@@ -2952,7 +3217,8 @@
       </w:r>
       <w:r>
         <w:rPr>
-          <w:rFonts w:ascii="Courier New" w:hAnsi="Courier New"/>
+          <w:rFonts w:ascii="Consolas" w:hAnsi="Consolas"/>
+          <w:color w:val="CC0000"/>
           <w:sz w:val="20"/>
         </w:rPr>
         <w:t>edit</w:t>
@@ -2962,7 +3228,8 @@
       </w:r>
       <w:r>
         <w:rPr>
-          <w:rFonts w:ascii="Courier New" w:hAnsi="Courier New"/>
+          <w:rFonts w:ascii="Consolas" w:hAnsi="Consolas"/>
+          <w:color w:val="CC0000"/>
           <w:sz w:val="20"/>
         </w:rPr>
         <w:t>view</w:t>
@@ -2973,7 +3240,7 @@
     </w:p>
     <w:p>
       <w:r>
-        <w:t>CI/CD as the only deploy path.</w:t>
+        <w:t xml:space="preserve">   CI/CD as the only deploy path.</w:t>
       </w:r>
     </w:p>
     <w:p>
@@ -2991,7 +3258,8 @@
       </w:r>
       <w:r>
         <w:rPr>
-          <w:rFonts w:ascii="Courier New" w:hAnsi="Courier New"/>
+          <w:rFonts w:ascii="Consolas" w:hAnsi="Consolas"/>
+          <w:color w:val="CC0000"/>
           <w:sz w:val="20"/>
         </w:rPr>
         <w:t>conftest</w:t>
@@ -3002,7 +3270,7 @@
     </w:p>
     <w:p>
       <w:r>
-        <w:t>same policies in both.</w:t>
+        <w:t xml:space="preserve">   same policies in both.</w:t>
       </w:r>
     </w:p>
     <w:p>
@@ -3020,7 +3288,8 @@
       </w:r>
       <w:r>
         <w:rPr>
-          <w:rFonts w:ascii="Courier New" w:hAnsi="Courier New"/>
+          <w:rFonts w:ascii="Consolas" w:hAnsi="Consolas"/>
+          <w:color w:val="CC0000"/>
           <w:sz w:val="20"/>
         </w:rPr>
         <w:t>kubectl apply</w:t>
@@ -3031,7 +3300,7 @@
     </w:p>
     <w:p>
       <w:r>
-        <w:t>detection enabled.</w:t>
+        <w:t xml:space="preserve">   detection enabled.</w:t>
       </w:r>
     </w:p>
     <w:p>
@@ -3050,7 +3319,7 @@
     </w:p>
     <w:p>
       <w:r>
-        <w:t>namespace per team.</w:t>
+        <w:t xml:space="preserve">   namespace per team.</w:t>
       </w:r>
     </w:p>
     <w:p>
@@ -3069,7 +3338,7 @@
     </w:p>
     <w:p>
       <w:r>
-        <w:t>the source of truth.</w:t>
+        <w:t xml:space="preserve">   the source of truth.</w:t>
       </w:r>
     </w:p>
     <w:p>
@@ -3088,7 +3357,17 @@
     </w:p>
     <w:p>
       <w:r>
-        <w:t>The order matters: default-deny and RBAC tiering give you the most security for the least effort, while GitOps and policy-as-code take more infrastructure investment but close the remaining gaps. Start with the first two this week.</w:t>
+        <w:t>The order matters: default-deny and RBAC tiering give you the most security for the</w:t>
+      </w:r>
+    </w:p>
+    <w:p>
+      <w:r>
+        <w:t>least effort, while GitOps and policy-as-code take more infrastructure investment but</w:t>
+      </w:r>
+    </w:p>
+    <w:p>
+      <w:r>
+        <w:t>close the remaining gaps. Start with the first two this week.</w:t>
       </w:r>
     </w:p>
     <w:p>
@@ -3105,7 +3384,7 @@
       </w:pPr>
       <w:r>
         <w:rPr>
-          <w:color w:val="00568B"/>
+          <w:color w:val="0066CC"/>
           <w:u w:val="single"/>
         </w:rPr>
         <w:t>Kubernetes RBAC Good Practices</w:t>
@@ -3117,7 +3396,7 @@
       </w:pPr>
       <w:r>
         <w:rPr>
-          <w:color w:val="00568B"/>
+          <w:color w:val="0066CC"/>
           <w:u w:val="single"/>
         </w:rPr>
         <w:t>Kubernetes Network Policies</w:t>
@@ -3129,7 +3408,7 @@
       </w:pPr>
       <w:r>
         <w:rPr>
-          <w:color w:val="00568B"/>
+          <w:color w:val="0066CC"/>
           <w:u w:val="single"/>
         </w:rPr>
         <w:t>OPA Gatekeeper</w:t>
@@ -3141,7 +3420,7 @@
       </w:pPr>
       <w:r>
         <w:rPr>
-          <w:color w:val="00568B"/>
+          <w:color w:val="0066CC"/>
           <w:u w:val="single"/>
         </w:rPr>
         <w:t>Kyverno</w:t>
@@ -3153,7 +3432,7 @@
       </w:pPr>
       <w:r>
         <w:rPr>
-          <w:color w:val="00568B"/>
+          <w:color w:val="0066CC"/>
           <w:u w:val="single"/>
         </w:rPr>
         <w:t>Istio AuthorizationPolicy</w:t>
@@ -3165,7 +3444,7 @@
       </w:pPr>
       <w:r>
         <w:rPr>
-          <w:color w:val="00568B"/>
+          <w:color w:val="0066CC"/>
           <w:u w:val="single"/>
         </w:rPr>
         <w:t>ArgoCD</w:t>
@@ -3175,7 +3454,7 @@
       </w:r>
       <w:r>
         <w:rPr>
-          <w:color w:val="00568B"/>
+          <w:color w:val="0066CC"/>
           <w:u w:val="single"/>
         </w:rPr>
         <w:t>Flux</w:t>
@@ -3187,7 +3466,7 @@
       </w:pPr>
       <w:r>
         <w:rPr>
-          <w:color w:val="00568B"/>
+          <w:color w:val="0066CC"/>
           <w:u w:val="single"/>
         </w:rPr>
         <w:t>CNCF Cloud Native Security Whitepaper</w:t>
@@ -3199,7 +3478,7 @@
       </w:pPr>
       <w:r>
         <w:rPr>
-          <w:color w:val="00568B"/>
+          <w:color w:val="0066CC"/>
           <w:u w:val="single"/>
         </w:rPr>
         <w:t>Pod Security Standards</w:t>
@@ -3211,7 +3490,7 @@
       </w:pPr>
       <w:r>
         <w:rPr>
-          <w:color w:val="00568B"/>
+          <w:color w:val="0066CC"/>
           <w:u w:val="single"/>
         </w:rPr>
         <w:t>SPIFFE / SPIRE</w:t>
@@ -3592,7 +3871,7 @@
     <w:rsid w:val="00FC693F"/>
     <w:rPr>
       <w:rFonts w:ascii="Calibri" w:hAnsi="Calibri"/>
-      <w:sz w:val="22"/>
+      <w:sz w:val="18"/>
     </w:rPr>
   </w:style>
   <w:style w:type="paragraph" w:styleId="Header">
